--- a/paper/Cover letter.docx
+++ b/paper/Cover letter.docx
@@ -139,7 +139,7 @@
           <w:i w:val="0"/>
           <w:sz w:val="21"/>
         </w:rPr>
-        <w:t>The main methodological contributions are a deterministic evidence-scoring layer, an evidence-guided conflict detector, a paired ablation benchmark with cached first-pass LLM responses, and compute-matched Random-k, Confidence-k, NoOntology-k, SelfRefined, and FullRefined controls. The benchmark treats correction efficiency as a primary endpoint, separating useful error correction from the mere opportunity to ask the model again. Cross-model validation with local Ollama models further supports the claim that the selector is model-agnostic, and the repository documents a reproducible workflow using cached LLM outputs, benchmark manifests, response hashes, and public source code.</w:t>
+        <w:t>The manuscript makes four principal methodological contributions: a deterministic evidence-scoring layer, an evidence-guided conflict detector, a paired ablation benchmark with cached first-pass LLM responses, and compute-matched Random-k, Confidence-k, NoOntology-k, SelfRefined, and FullRefined controls. The benchmark treats correction efficiency as a primary endpoint, separating useful error correction from the mere opportunity to ask the model again. Cross-model validation with local Ollama models further supports the claim that the selector is model-agnostic, and the repository documents a reproducible workflow using cached LLM outputs, benchmark manifests, response hashes, and public source code.</w:t>
       </w:r>
     </w:p>
     <w:p>
